--- a/SDLC 2026 - BSI Control Testing/BSI.IT.23.C17 Solution Intent Document/BSI.IT.23.C17_Solution_Intent_Doc_Testing_Procedures.docx
+++ b/SDLC 2026 - BSI Control Testing/BSI.IT.23.C17 Solution Intent Document/BSI.IT.23.C17_Solution_Intent_Doc_Testing_Procedures.docx
@@ -390,6 +390,11 @@
           <w:b/>
         </w:rPr>
         <w:t>Sampling Rationale</w:t>
+      </w:r>
+    </w:p>
+    <w:p>
+      <w:r>
+        <w:t>Samples: the two projects provided in the evidence folder (New Evidences SDLC Controls-10-30-2026\SDLC Controls-10-30-2026\Evidence) – Sample 1 ALCO – Security Lending (DH 3263) and Sample 2 Derivatives Non-Deliverable Forwards – NDF (DH 3264). Each sample covers both releases of the project.</w:t>
       </w:r>
     </w:p>
     <w:p>

--- a/SDLC 2026 - BSI Control Testing/BSI.IT.23.C17 Solution Intent Document/BSI.IT.23.C17_Solution_Intent_Doc_Testing_Procedures.docx
+++ b/SDLC 2026 - BSI Control Testing/BSI.IT.23.C17 Solution Intent Document/BSI.IT.23.C17_Solution_Intent_Doc_Testing_Procedures.docx
@@ -62,7 +62,7 @@
         <w:rPr>
           <w:b/>
         </w:rPr>
-        <w:t>Walkthrough / Test of One summary</w:t>
+        <w:t>Process understanding</w:t>
       </w:r>
     </w:p>
     <w:p>
@@ -72,11 +72,6 @@
     </w:p>
     <w:p>
       <w:r>
-        <w:t>Test of One: DH 3264 Derivatives NDF was traced end to end – population (C17.03), Single Technical Design RL1 dated 12/08/2025 with all ARB criteria "No" (C17.09), Enterprise Architecture approval by Jofman Perez on 12/10/2025 (C17.10), RL2 Single Technical Design v1.1 dated 03/20/2026 (C17.11) approved on 03/24/2026 with confirmation that RL2 has no applicability to ARB (C17.12), before production on 01/28/2026 and 05/08/2026. No exception was noted.</w:t>
-      </w:r>
-    </w:p>
-    <w:p>
-      <w:r>
         <w:t>Note: per the RCSA Testing Procedure (§4.3) walkthroughs are performed annually. A 2026 walkthrough with the control owner is required (OBS-01). C17 is not listed in the 2026 process map although it remains an active Key Control (OBS-07).</w:t>
       </w:r>
     </w:p>
@@ -333,20 +328,65 @@
         <w:rPr>
           <w:b/>
         </w:rPr>
-        <w:t>Overall Control Design Assessment Rating</w:t>
-      </w:r>
-    </w:p>
-    <w:p>
-      <w:r>
-        <w:rPr>
-          <w:b/>
-        </w:rPr>
-        <w:t>Comment:</w:t>
-      </w:r>
-    </w:p>
-    <w:p>
-      <w:r>
-        <w:t>The ARB criteria are assessed for every project in the Solution Intent and Enterprise Architecture approves the design / confirms whether ARB is required, before implementation. The audit trail is defined, the control is aligned with the SDLC Standard (documentation gap OBS-07), escalation is fully defined, information is Moderately Reliable and evidence is simple to obtain. Design observations OBS-04 (timing after PTB) and OBS-07; the Test Plan Control Articulation Tracker rates the statement as missing who / when / evidence / escalation – adopt the 2026 proposed statement (Jira ticket for ARB approval; evidence: Jira, Solution Intent, ARB decision).</w:t>
+        <w:t>8. Walkthrough / Test of One Summary (EASE – CDA Job Aid §4.1)</w:t>
+      </w:r>
+    </w:p>
+    <w:p>
+      <w:r>
+        <w:t>On 10/30/2026, Edward (IT RCSA) performed the CDA Walkthrough / Test of One for BSI.IT.23.C17 COTS Solution Intent Doc through inspection of Sample 1 ALCO – Security Lending (DH 3263) and Sample 2 Derivatives Non-Deliverable Forwards – NDF (DH 3264), the two projects provided in the evidence folder and selected from the Delivery Hub SDLC Project List for 09/01/2025 – 08/31/2026. No 2026 walkthrough meeting was held; the 2025 test was performed with Jose Luis Martinez Avial.</w:t>
+      </w:r>
+    </w:p>
+    <w:p>
+      <w:r>
+        <w:t>The control is triggered by every SDLC project / release and performed in every operation by the Project Manager, who completes the Solution Intent (Single Design) including the Book of Work / ARB criteria, and by Enterprise Architecture, which approves the design and determines whether the ARB is required; when a criterion is met the ARB approves before development.</w:t>
+      </w:r>
+    </w:p>
+    <w:p>
+      <w:r>
+        <w:t>Sample 1 – Security Lending: the tester reviewed the Single Design (Feb and May 2026 versions) with all ARB criteria "No" and the Enterprise Architecture e-mails of 12/04/2025 (approved), 02/09/2026 (Appian release – no architecture impact) and 05/12/2026 (T24 release – no ARB required) (C17.04 – C17.08).</w:t>
+      </w:r>
+    </w:p>
+    <w:p>
+      <w:r>
+        <w:t>Sample 2 – NDF: the tester reviewed the Single Technical Design RL1 (12/08/2025) and RL2 (03/20/2026) with all ARB criteria "No" and the Enterprise Architecture approvals of 12/10/2025 and 03/24/2026 (C17.09 – C17.12).</w:t>
+      </w:r>
+    </w:p>
+    <w:p>
+      <w:r>
+        <w:t>The evidence demonstrates the ARB criteria were assessed and the Solution Intent was approved / ARB determined not required before production; it is retained in Delivery Hub. When EA approval is pending the PM escalates before the gate (C17.08). Variation: new Appian application and T24 customization – both assessed.</w:t>
+      </w:r>
+    </w:p>
+    <w:p>
+      <w:r>
+        <w:t>Based on the walkthrough and evidence reviewed, design observations OBS-04 (determination after PTB), OBS-07 (C17 not in the 2026 process map) and OBS-08 (document quality / version retention) were identified. The control is appropriately designed to mitigate BSI.IT.23.R2 because every design is reviewed by Enterprise Architecture and the ARB applicability is documented.</w:t>
+      </w:r>
+    </w:p>
+    <w:p/>
+    <w:p>
+      <w:r>
+        <w:rPr>
+          <w:b/>
+        </w:rPr>
+        <w:t>9. Competency of Control Owner / Performer (EASE – CDA Job Aid §4.4)</w:t>
+      </w:r>
+    </w:p>
+    <w:p>
+      <w:r>
+        <w:t>Based on inquiry (2025 test) and the 2026 evidence, the Project Managers (Marcus Medeiros, Domingo Megia Planet) demonstrated an appropriate understanding of the ARB criteria and of the EA approval required in Delivery Hub, and the Enterprise Architect (Jofman Perez, VP) applied the criteria and documented his determination for every release. The Enterprise Architect / ARB hold the authority to approve designs. Competency to be re-confirmed with the Control Owner (Jose Luis Martinez Avial) in the 2026 walkthrough.</w:t>
+      </w:r>
+    </w:p>
+    <w:p/>
+    <w:p>
+      <w:r>
+        <w:rPr>
+          <w:b/>
+        </w:rPr>
+        <w:t>10. Overall CDA Comment – Overall Control Design Assessment Rating (EASE Q10 – CDA Job Aid §4.6)</w:t>
+      </w:r>
+    </w:p>
+    <w:p>
+      <w:r>
+        <w:t>The control is appropriately designed to mitigate BSI.IT.23.R2 Design Architecture. The trigger (every SDLC project / release) is appropriate because the ARB criteria are assessed in the Solution Intent and Enterprise Architecture approves the design before implementation; the timing should be moved before PTB (OBS-04). Execution is evidenced by the Single Design and the Enterprise Architecture e-mails retained in Delivery Hub, and the evidence process is clear, practical and sustainable. The control is aligned with the SDLC Standard and the 2025 process map (step 1.3); it must be added to the 2026 map (OBS-07). The ARB criteria act as the qualitative trigger; no quantitative threshold is required. Escalation is fully defined and implemented. The information used is moderately reliable because the criteria are self-assessed and documents are maintained manually. The control nature of Manual is appropriate because the PM assesses the criteria and Enterprise Architecture / ARB approve. Based on the walkthrough and evidence for both samples, the design rating is Satisfactory.</w:t>
       </w:r>
     </w:p>
     <w:p>

--- a/SDLC 2026 - BSI Control Testing/BSI.IT.23.C17 Solution Intent Document/BSI.IT.23.C17_Solution_Intent_Doc_Testing_Procedures.docx
+++ b/SDLC 2026 - BSI Control Testing/BSI.IT.23.C17 Solution Intent Document/BSI.IT.23.C17_Solution_Intent_Doc_Testing_Procedures.docx
@@ -806,7 +806,7 @@
         <w:t xml:space="preserve">Test Result: </w:t>
       </w:r>
       <w:r>
-        <w:t>Pass (accuracy) / Pending (completeness). The population is accurate. Completeness will be concluded once the production release list and the PMO explanation for projects 3512 and 3625 are received (Open Item OI-03, common to all BSI SDLC controls).</w:t>
+        <w:t>Pass (accuracy). The population is accurate. Completeness could not be re-performed because no independent release list was provided; this is observation OBS-11 (was OI-03, common to all BSI SDLC controls) and does not affect the sample results.</w:t>
       </w:r>
     </w:p>
     <w:p>
@@ -1276,7 +1276,7 @@
         <w:spacing w:after="60"/>
       </w:pPr>
       <w:r>
-        <w:t>Population: 100 change initiatives in Delivery Hub, of which 2 SDLC projects (4 releases). Accuracy validated against ServiceNow; completeness pending OI-03.</w:t>
+        <w:t>Population: 100 change initiatives in Delivery Hub, of which 2 SDLC projects (4 releases). Accuracy validated against ServiceNow; completeness not re-performed (OBS-11).</w:t>
       </w:r>
     </w:p>
     <w:p>
@@ -1341,7 +1341,7 @@
         <w:spacing w:after="60"/>
       </w:pPr>
       <w:r>
-        <w:t>Ratings: Design – Satisfactory. Performance – Satisfactory (subject to OI-03). Manual control – the rating cannot exceed Satisfactory (§4.4.6).</w:t>
+        <w:t>Ratings: Design – Satisfactory. Performance – Satisfactory (population completeness noted as OBS-11). Manual control – the rating cannot exceed Satisfactory (§4.4.6).</w:t>
       </w:r>
     </w:p>
     <w:p>
@@ -1352,7 +1352,7 @@
         <w:t xml:space="preserve">Test Result: </w:t>
       </w:r>
       <w:r>
-        <w:t>Completed – pending OI-03.</w:t>
+        <w:t>Completed.</w:t>
       </w:r>
     </w:p>
     <w:p>
@@ -1402,10 +1402,10 @@
         <w:rPr>
           <w:b/>
         </w:rPr>
-        <w:t xml:space="preserve">OI-03: </w:t>
-      </w:r>
-      <w:r>
-        <w:t>No independent production release list provided. Projects 3512 and 3625 have a blank SDLC flag. Action: Obtain ServiceNow release list and PMO explanation (common to all SDLC controls).</w:t>
+        <w:t xml:space="preserve">OBS-11 (was OI-03): </w:t>
+      </w:r>
+      <w:r>
+        <w:t>No independent production release list provided, so population completeness could not be re-performed; projects 3512 and 3625 have a blank SDLC flag. Does not affect the sample results. Action: Obtain ServiceNow release list and PMO explanation (common to all SDLC controls).</w:t>
       </w:r>
     </w:p>
     <w:p>
